--- a/各类表格/4.4 应用系统安全功能验证/素材8：JSecProbe 录入与判定操作卡.docx
+++ b/各类表格/4.4 应用系统安全功能验证/素材8：JSecProbe 录入与判定操作卡.docx
@@ -1445,7 +1445,7 @@
           <w:b w:val="0"/>
           <w:sz w:val="21"/>
         </w:rPr>
-        <w:t>格式：&lt;实验编号&gt;-&lt;序号&gt;.png，例：W1-01.png、M2-03.png。</w:t>
+        <w:t>格式：&lt;实验编号&gt;-&lt;序号&gt;.png，例：W1-01.png、W2-02.png。</w:t>
       </w:r>
     </w:p>
     <w:p>
